--- a/중국어_대화문/3부_docx/3부_09화_잉훠.docx
+++ b/중국어_대화문/3부_docx/3부_09화_잉훠.docx
@@ -18,7 +18,7 @@
         <w:t>등장인물:</w:t>
       </w:r>
       <w:r>
-        <w:t xml:space="preserve"> 쑤민 苏敏(33세, 변호사 자격이 취소된 출소자, '공민 대리인'으로 나서는 사람) / 쑤민의 어머니 苏母(60대, 류허현 농가) / 루 할머니 卢奶奶(82세, 쑤민의 집주인, 화이인가 粮油店 뒤 6층) / 마 아주머니 马婶(60대, 훙싱신춘 사구 주임) / 궁다하이 龚大海(63세, 옛 二化 퇴직 정비공, 직업병 환자) / 두젠핑 杜建平(48세, 화이인파출소 사구 민경) / 샤오뤼 小吕(30대, 쑤민의 집 앞에 서는 '보호' 요원) / 덩펑즈 邓凤芝(50대 후반, 국면3창 퇴직 여공 대표) / 쉐리췬 薛立群(34세, 전 법률보조원, 2부 때 연행되었다 풀려난 사람) / 인즈청 尹志诚(41세, 전 변호사, 자격 박탈) / 거창린 葛长林(76세, 화이인가 시장 입구 시계 수리 노점) / 입안청 서기원 立案庭书记员(20대) / 판 판사 范法官(50대, 구 인민법원 행정청 재판장) / 스 과장 施科长(40대, 인사사회보장국 법제과장, 피고 측 대리인) / 치 영감 齐师傅(65세, 옛 二化 퇴직 정비공, 증인)</w:t>
+        <w:t xml:space="preserve"> 쑤민 苏敏(33세, 변호사 자격이 취소된 출소자, '공민 대리인'으로 나서는 사람) / 쑤민의 어머니 苏母(60대, 류허현 농가) / 루 할머니 卢奶奶(82세, 쑤민의 집주인, 화이인가 粮油店 뒤 6층) / 마 아주머니 马婶(60대, 훙싱신춘 입구 아침 노점 주인, 사구 居委会 주임 겸임) / 궁다하이 龚大海(63세, 옛 二化 퇴직 정비공, 직업병 환자) / 두젠핑 杜建平(48세, 화이인파출소 사구 민경) / 샤오뤼 小吕(30대, 쑤민의 집 앞에 서는 '보호' 요원) / 덩펑즈 邓凤芝(50대 후반, 국면3창 퇴직 여공 대표) / 쉐리췬 薛立群(34세, 전 법률보조원, 2부 때 연행되었다 풀려난 사람) / 인즈청 尹志诚(41세, 전 변호사, 자격 박탈) / 거창린 葛长林(76세, 화이인가 시장 입구 시계 수리 노점) / 입안청 서기원 立案庭书记员(20대) / 판 판사 范法官(50대, 구 인민법원 행정청 재판장) / 스 과장 施科长(40대, 인사사회보장국 법제과장, 피고 측 대리인) / 치 영감 齐师傅(65세, 옛 二化 퇴직 정비공, 증인)</w:t>
       </w:r>
     </w:p>
     <w:p>
@@ -235,7 +235,7 @@
     </w:p>
     <w:p>
       <w:r>
-        <w:t>(门口站着两个人。前面是马婶，穿着居委会的藏青色马甲，手里拎着一袋橘子；后面是一位瘦得像一根竹竿的老人，肩有点歪，一只手扶着墙，另一只手攥着一个旧的蓝色塑料文件袋。他喘得很厉害，每说一句话都要停一下。)</w:t>
+        <w:t>(门口站着两个人。前面是马婶，早上在村口摆早点摊，兼着居委会主任，此刻穿着居委会的藏青色马甲，手里拎着一袋橘子；后面是一位瘦得像一根竹竿的老人，肩有点歪，一只手扶着墙，另一只手攥着一个旧的蓝色塑料文件袋。他喘得很厉害，每说一句话都要停一下。)</w:t>
       </w:r>
     </w:p>
     <w:p>
